--- a/Sep_forecast_Oct_SOQ/Issues.docx
+++ b/Sep_forecast_Oct_SOQ/Issues.docx
@@ -4,6 +4,10 @@
   <w:body>
     <w:p>
       <w:r>
+        <w:rPr>
+          <w:noProof/>
+          <w:lang w:eastAsia="en-IN"/>
+        </w:rPr>
         <w:drawing>
           <wp:inline distT="0" distB="0" distL="0" distR="0" wp14:anchorId="7233E668" wp14:editId="5E1E83B0">
             <wp:extent cx="5731510" cy="2465705"/>
@@ -39,6 +43,120 @@
             </a:graphic>
           </wp:inline>
         </w:drawing>
+      </w:r>
+    </w:p>
+    <w:p/>
+    <w:p>
+      <w:pPr>
+        <w:spacing w:after="0" w:line="240" w:lineRule="auto"/>
+        <w:rPr>
+          <w:rFonts w:ascii="Consolas" w:eastAsia="Times New Roman" w:hAnsi="Consolas" w:cs="Times New Roman"/>
+          <w:color w:val="CCCCCC"/>
+          <w:sz w:val="21"/>
+          <w:szCs w:val="21"/>
+          <w:lang w:eastAsia="en-IN"/>
+        </w:rPr>
+      </w:pPr>
+      <w:proofErr w:type="spellStart"/>
+      <w:r>
+        <w:rPr>
+          <w:rFonts w:ascii="Consolas" w:eastAsia="Times New Roman" w:hAnsi="Consolas" w:cs="Times New Roman"/>
+          <w:b/>
+          <w:bCs/>
+          <w:sz w:val="21"/>
+          <w:szCs w:val="21"/>
+          <w:lang w:eastAsia="en-IN"/>
+        </w:rPr>
+        <w:t>RuntimeError</w:t>
+      </w:r>
+      <w:proofErr w:type="spellEnd"/>
+      <w:r>
+        <w:rPr>
+          <w:rFonts w:ascii="Consolas" w:eastAsia="Times New Roman" w:hAnsi="Consolas" w:cs="Times New Roman"/>
+          <w:color w:val="CCCCCC"/>
+          <w:sz w:val="21"/>
+          <w:szCs w:val="21"/>
+          <w:lang w:eastAsia="en-IN"/>
+        </w:rPr>
+        <w:t>: CUDA error: out of memory</w:t>
+      </w:r>
+    </w:p>
+    <w:p>
+      <w:pPr>
+        <w:spacing w:after="0" w:line="240" w:lineRule="auto"/>
+        <w:rPr>
+          <w:rFonts w:ascii="Consolas" w:eastAsia="Times New Roman" w:hAnsi="Consolas" w:cs="Times New Roman"/>
+          <w:color w:val="CCCCCC"/>
+          <w:sz w:val="21"/>
+          <w:szCs w:val="21"/>
+          <w:lang w:eastAsia="en-IN"/>
+        </w:rPr>
+      </w:pPr>
+      <w:r>
+        <w:rPr>
+          <w:rFonts w:ascii="Consolas" w:eastAsia="Times New Roman" w:hAnsi="Consolas" w:cs="Times New Roman"/>
+          <w:color w:val="CCCCCC"/>
+          <w:sz w:val="21"/>
+          <w:szCs w:val="21"/>
+          <w:lang w:eastAsia="en-IN"/>
+        </w:rPr>
+        <w:t xml:space="preserve">CUDA kernel errors might be asynchronously reported at some other API call, so the </w:t>
+      </w:r>
+      <w:proofErr w:type="spellStart"/>
+      <w:r>
+        <w:rPr>
+          <w:rFonts w:ascii="Consolas" w:eastAsia="Times New Roman" w:hAnsi="Consolas" w:cs="Times New Roman"/>
+          <w:color w:val="CCCCCC"/>
+          <w:sz w:val="21"/>
+          <w:szCs w:val="21"/>
+          <w:lang w:eastAsia="en-IN"/>
+        </w:rPr>
+        <w:t>stacktrace</w:t>
+      </w:r>
+      <w:proofErr w:type="spellEnd"/>
+      <w:r>
+        <w:rPr>
+          <w:rFonts w:ascii="Consolas" w:eastAsia="Times New Roman" w:hAnsi="Consolas" w:cs="Times New Roman"/>
+          <w:color w:val="CCCCCC"/>
+          <w:sz w:val="21"/>
+          <w:szCs w:val="21"/>
+          <w:lang w:eastAsia="en-IN"/>
+        </w:rPr>
+        <w:t xml:space="preserve"> below might be incorrect.</w:t>
+      </w:r>
+    </w:p>
+    <w:p>
+      <w:pPr>
+        <w:spacing w:after="0" w:line="240" w:lineRule="auto"/>
+        <w:rPr>
+          <w:rFonts w:ascii="Consolas" w:eastAsia="Times New Roman" w:hAnsi="Consolas" w:cs="Times New Roman"/>
+          <w:color w:val="CCCCCC"/>
+          <w:sz w:val="21"/>
+          <w:szCs w:val="21"/>
+          <w:lang w:eastAsia="en-IN"/>
+        </w:rPr>
+      </w:pPr>
+      <w:r>
+        <w:rPr>
+          <w:rFonts w:ascii="Consolas" w:eastAsia="Times New Roman" w:hAnsi="Consolas" w:cs="Times New Roman"/>
+          <w:color w:val="CCCCCC"/>
+          <w:sz w:val="21"/>
+          <w:szCs w:val="21"/>
+          <w:lang w:eastAsia="en-IN"/>
+        </w:rPr>
+        <w:t>For debugging consider passing CUDA_LAUNCH_BLOCKING=1.</w:t>
+      </w:r>
+    </w:p>
+    <w:p>
+      <w:r>
+        <w:rPr>
+          <w:rFonts w:ascii="Consolas" w:eastAsia="Times New Roman" w:hAnsi="Consolas" w:cs="Times New Roman"/>
+          <w:color w:val="CCCCCC"/>
+          <w:sz w:val="21"/>
+          <w:szCs w:val="21"/>
+          <w:lang w:eastAsia="en-IN"/>
+        </w:rPr>
+        <w:t>Compile with `TORCH_USE_CUDA_DSA` to enable device-side assertions.</w:t>
       </w:r>
       <w:bookmarkStart w:id="0" w:name="_GoBack"/>
       <w:bookmarkEnd w:id="0"/>
@@ -474,6 +592,11 @@
     <w:semiHidden/>
     <w:unhideWhenUsed/>
   </w:style>
+  <w:style w:type="character" w:customStyle="1" w:styleId="code-bold">
+    <w:name w:val="code-bold"/>
+    <w:basedOn w:val="DefaultParagraphFont"/>
+    <w:rsid w:val="00E610AF"/>
+  </w:style>
 </w:styles>
 </file>
 
